--- a/zht/docx/106.content.docx
+++ b/zht/docx/106.content.docx
@@ -150,26 +150,6 @@
           <w:lang w:val="zh_TW" w:bidi="zh_TW"/>
         </w:rPr>
         <w:t>zan</w:t>
-      </w:r>
-      <w:r>
-        <w:rPr>
-          <w:lang w:val="zh_TW" w:bidi="zh_TW"/>
-        </w:rPr>
-      </w:r>
-    </w:p>
-    <w:p>
-      <w:pPr/>
-      <w:r>
-        <w:rPr>
-          <w:lang w:val="zh_TW" w:bidi="zh_TW"/>
-        </w:rPr>
-      </w:r>
-      <w:r>
-        <w:rPr>
-          <w:i/>
-          <w:lang w:val="zh_TW" w:bidi="zh_TW"/>
-        </w:rPr>
-        <w:t>讚美詩篇</w:t>
       </w:r>
       <w:r>
         <w:rPr>

--- a/zht/docx/106.content.docx
+++ b/zht/docx/106.content.docx
@@ -19,7 +19,7 @@
         <w:rPr>
           <w:lang w:val="zh_TW" w:bidi="zh_TW"/>
         </w:rPr>
-        <w:t>Resource: Study Notes - Themes (Tyndale)</w:t>
+        <w:t>Resource: Tyndale Open Study Notes</w:t>
       </w:r>
       <w:r>
         <w:rPr>
@@ -112,7 +112,7 @@
         <w:rPr>
           <w:lang w:val="zh_TW" w:bidi="zh_TW"/>
         </w:rPr>
-        <w:t>Study Notes - Themes (Tyndale)</w:t>
+        <w:t>Tyndale Open Study Notes</w:t>
       </w:r>
     </w:p>
     <w:p>

--- a/zht/docx/106.content.docx
+++ b/zht/docx/106.content.docx
@@ -19,7 +19,7 @@
         <w:rPr>
           <w:lang w:val="zh_TW" w:bidi="zh_TW"/>
         </w:rPr>
-        <w:t>Resource: Tyndale Open Study Notes</w:t>
+        <w:t>Resource: Aquifer Open Study Notes (Themes)</w:t>
       </w:r>
       <w:r>
         <w:rPr>
@@ -112,7 +112,7 @@
         <w:rPr>
           <w:lang w:val="zh_TW" w:bidi="zh_TW"/>
         </w:rPr>
-        <w:t>Tyndale Open Study Notes</w:t>
+        <w:t>Aquifer Open Study Notes (Themes)</w:t>
       </w:r>
     </w:p>
     <w:p>

--- a/zht/docx/106.content.docx
+++ b/zht/docx/106.content.docx
@@ -254,162 +254,108 @@
         </w:rPr>
         <w:t xml:space="preserve"> （</w:t>
       </w:r>
-      <w:hyperlink r:id="rId13">
-        <w:r>
-          <w:rPr>
-            <w:lang w:val="zh_TW" w:bidi="zh_TW"/>
-          </w:rPr>
-          <w:rPr>
-            <w:color w:val="0000EE"/>
-            <w:u w:val="single"/>
-          </w:rPr>
-          <w:t>詩9</w:t>
-        </w:r>
-      </w:hyperlink>
+      <w:r>
+        <w:rPr>
+          <w:lang w:val="zh_TW" w:bidi="zh_TW"/>
+        </w:rPr>
+        <w:t>詩9</w:t>
+      </w:r>
       <w:r>
         <w:rPr>
           <w:lang w:val="zh_TW" w:bidi="zh_TW"/>
         </w:rPr>
         <w:t>，</w:t>
       </w:r>
-      <w:hyperlink r:id="rId14">
-        <w:r>
-          <w:rPr>
-            <w:lang w:val="zh_TW" w:bidi="zh_TW"/>
-          </w:rPr>
-          <w:rPr>
-            <w:color w:val="0000EE"/>
-            <w:u w:val="single"/>
-          </w:rPr>
-          <w:t>18</w:t>
-        </w:r>
-      </w:hyperlink>
+      <w:r>
+        <w:rPr>
+          <w:lang w:val="zh_TW" w:bidi="zh_TW"/>
+        </w:rPr>
+        <w:t>18</w:t>
+      </w:r>
       <w:r>
         <w:rPr>
           <w:lang w:val="zh_TW" w:bidi="zh_TW"/>
         </w:rPr>
         <w:t>，</w:t>
       </w:r>
-      <w:hyperlink r:id="rId15">
-        <w:r>
-          <w:rPr>
-            <w:lang w:val="zh_TW" w:bidi="zh_TW"/>
-          </w:rPr>
-          <w:rPr>
-            <w:color w:val="0000EE"/>
-            <w:u w:val="single"/>
-          </w:rPr>
-          <w:t>32</w:t>
-        </w:r>
-      </w:hyperlink>
+      <w:r>
+        <w:rPr>
+          <w:lang w:val="zh_TW" w:bidi="zh_TW"/>
+        </w:rPr>
+        <w:t>32</w:t>
+      </w:r>
       <w:r>
         <w:rPr>
           <w:lang w:val="zh_TW" w:bidi="zh_TW"/>
         </w:rPr>
         <w:t>，</w:t>
       </w:r>
-      <w:hyperlink r:id="rId16">
-        <w:r>
-          <w:rPr>
-            <w:lang w:val="zh_TW" w:bidi="zh_TW"/>
-          </w:rPr>
-          <w:rPr>
-            <w:color w:val="0000EE"/>
-            <w:u w:val="single"/>
-          </w:rPr>
-          <w:t>34</w:t>
-        </w:r>
-      </w:hyperlink>
+      <w:r>
+        <w:rPr>
+          <w:lang w:val="zh_TW" w:bidi="zh_TW"/>
+        </w:rPr>
+        <w:t>34</w:t>
+      </w:r>
       <w:r>
         <w:rPr>
           <w:lang w:val="zh_TW" w:bidi="zh_TW"/>
         </w:rPr>
         <w:t>，</w:t>
       </w:r>
-      <w:hyperlink r:id="rId17">
-        <w:r>
-          <w:rPr>
-            <w:lang w:val="zh_TW" w:bidi="zh_TW"/>
-          </w:rPr>
-          <w:rPr>
-            <w:color w:val="0000EE"/>
-            <w:u w:val="single"/>
-          </w:rPr>
-          <w:t>116</w:t>
-        </w:r>
-      </w:hyperlink>
+      <w:r>
+        <w:rPr>
+          <w:lang w:val="zh_TW" w:bidi="zh_TW"/>
+        </w:rPr>
+        <w:t>116</w:t>
+      </w:r>
       <w:r>
         <w:rPr>
           <w:lang w:val="zh_TW" w:bidi="zh_TW"/>
         </w:rPr>
         <w:t>，</w:t>
       </w:r>
-      <w:hyperlink r:id="rId18">
-        <w:r>
-          <w:rPr>
-            <w:lang w:val="zh_TW" w:bidi="zh_TW"/>
-          </w:rPr>
-          <w:rPr>
-            <w:color w:val="0000EE"/>
-            <w:u w:val="single"/>
-          </w:rPr>
-          <w:t>138</w:t>
-        </w:r>
-      </w:hyperlink>
+      <w:r>
+        <w:rPr>
+          <w:lang w:val="zh_TW" w:bidi="zh_TW"/>
+        </w:rPr>
+        <w:t>138</w:t>
+      </w:r>
       <w:r>
         <w:rPr>
           <w:lang w:val="zh_TW" w:bidi="zh_TW"/>
         </w:rPr>
         <w:t>）：在聖殿敬拜中，信徒許願或獻上感恩祭時，常在眾人面前大聲感謝神（例如，見</w:t>
       </w:r>
-      <w:hyperlink r:id="rId19">
-        <w:r>
-          <w:rPr>
-            <w:lang w:val="zh_TW" w:bidi="zh_TW"/>
-          </w:rPr>
-          <w:rPr>
-            <w:color w:val="0000EE"/>
-            <w:u w:val="single"/>
-          </w:rPr>
-          <w:t>22:22–26</w:t>
-        </w:r>
-      </w:hyperlink>
+      <w:r>
+        <w:rPr>
+          <w:lang w:val="zh_TW" w:bidi="zh_TW"/>
+        </w:rPr>
+        <w:t>22:22–26</w:t>
+      </w:r>
       <w:r>
         <w:rPr>
           <w:lang w:val="zh_TW" w:bidi="zh_TW"/>
         </w:rPr>
         <w:t>，</w:t>
       </w:r>
-      <w:hyperlink r:id="rId20">
-        <w:r>
-          <w:rPr>
-            <w:lang w:val="zh_TW" w:bidi="zh_TW"/>
-          </w:rPr>
-          <w:rPr>
-            <w:color w:val="0000EE"/>
-            <w:u w:val="single"/>
-          </w:rPr>
-          <w:t>66:13–20</w:t>
-        </w:r>
-      </w:hyperlink>
+      <w:r>
+        <w:rPr>
+          <w:lang w:val="zh_TW" w:bidi="zh_TW"/>
+        </w:rPr>
+        <w:t>66:13–20</w:t>
+      </w:r>
       <w:r>
         <w:rPr>
           <w:lang w:val="zh_TW" w:bidi="zh_TW"/>
         </w:rPr>
         <w:t>，</w:t>
       </w:r>
-      <w:hyperlink r:id="rId21">
-        <w:r>
-          <w:rPr>
-            <w:lang w:val="zh_TW" w:bidi="zh_TW"/>
-          </w:rPr>
-          <w:rPr>
-            <w:color w:val="0000EE"/>
-            <w:u w:val="single"/>
-          </w:rPr>
-          <w:t>116:17–19</w:t>
-        </w:r>
-      </w:hyperlink>
+      <w:r>
+        <w:rPr>
+          <w:lang w:val="zh_TW" w:bidi="zh_TW"/>
+        </w:rPr>
+        <w:t>116:17–19</w:t>
+      </w:r>
       <w:r>
         <w:rPr>
           <w:lang w:val="zh_TW" w:bidi="zh_TW"/>
@@ -437,144 +383,96 @@
         </w:rPr>
         <w:t>（</w:t>
       </w:r>
-      <w:hyperlink r:id="rId22">
-        <w:r>
-          <w:rPr>
-            <w:lang w:val="zh_TW" w:bidi="zh_TW"/>
-          </w:rPr>
-          <w:rPr>
-            <w:color w:val="0000EE"/>
-            <w:u w:val="single"/>
-          </w:rPr>
-          <w:t>詩103</w:t>
-        </w:r>
-      </w:hyperlink>
+      <w:r>
+        <w:rPr>
+          <w:lang w:val="zh_TW" w:bidi="zh_TW"/>
+        </w:rPr>
+        <w:t>詩103</w:t>
+      </w:r>
       <w:r>
         <w:rPr>
           <w:lang w:val="zh_TW" w:bidi="zh_TW"/>
         </w:rPr>
         <w:t>，</w:t>
       </w:r>
-      <w:hyperlink r:id="rId23">
-        <w:r>
-          <w:rPr>
-            <w:lang w:val="zh_TW" w:bidi="zh_TW"/>
-          </w:rPr>
-          <w:rPr>
-            <w:color w:val="0000EE"/>
-            <w:u w:val="single"/>
-          </w:rPr>
-          <w:t>113</w:t>
-        </w:r>
-      </w:hyperlink>
+      <w:r>
+        <w:rPr>
+          <w:lang w:val="zh_TW" w:bidi="zh_TW"/>
+        </w:rPr>
+        <w:t>113</w:t>
+      </w:r>
       <w:r>
         <w:rPr>
           <w:lang w:val="zh_TW" w:bidi="zh_TW"/>
         </w:rPr>
         <w:t>，</w:t>
       </w:r>
-      <w:hyperlink r:id="rId24">
-        <w:r>
-          <w:rPr>
-            <w:lang w:val="zh_TW" w:bidi="zh_TW"/>
-          </w:rPr>
-          <w:rPr>
-            <w:color w:val="0000EE"/>
-            <w:u w:val="single"/>
-          </w:rPr>
-          <w:t>124</w:t>
-        </w:r>
-      </w:hyperlink>
+      <w:r>
+        <w:rPr>
+          <w:lang w:val="zh_TW" w:bidi="zh_TW"/>
+        </w:rPr>
+        <w:t>124</w:t>
+      </w:r>
       <w:r>
         <w:rPr>
           <w:lang w:val="zh_TW" w:bidi="zh_TW"/>
         </w:rPr>
         <w:t>，</w:t>
       </w:r>
-      <w:hyperlink r:id="rId25">
-        <w:r>
-          <w:rPr>
-            <w:lang w:val="zh_TW" w:bidi="zh_TW"/>
-          </w:rPr>
-          <w:rPr>
-            <w:color w:val="0000EE"/>
-            <w:u w:val="single"/>
-          </w:rPr>
-          <w:t>129</w:t>
-        </w:r>
-      </w:hyperlink>
+      <w:r>
+        <w:rPr>
+          <w:lang w:val="zh_TW" w:bidi="zh_TW"/>
+        </w:rPr>
+        <w:t>129</w:t>
+      </w:r>
       <w:r>
         <w:rPr>
           <w:lang w:val="zh_TW" w:bidi="zh_TW"/>
         </w:rPr>
         <w:t>，</w:t>
       </w:r>
-      <w:hyperlink r:id="rId26">
-        <w:r>
-          <w:rPr>
-            <w:lang w:val="zh_TW" w:bidi="zh_TW"/>
-          </w:rPr>
-          <w:rPr>
-            <w:color w:val="0000EE"/>
-            <w:u w:val="single"/>
-          </w:rPr>
-          <w:t>136</w:t>
-        </w:r>
-      </w:hyperlink>
+      <w:r>
+        <w:rPr>
+          <w:lang w:val="zh_TW" w:bidi="zh_TW"/>
+        </w:rPr>
+        <w:t>136</w:t>
+      </w:r>
       <w:r>
         <w:rPr>
           <w:lang w:val="zh_TW" w:bidi="zh_TW"/>
         </w:rPr>
         <w:t>）：當群體聚集時，他們會歌唱，讚美耶和華過去在歷史中的作為 （</w:t>
       </w:r>
-      <w:hyperlink r:id="rId22">
-        <w:r>
-          <w:rPr>
-            <w:lang w:val="zh_TW" w:bidi="zh_TW"/>
-          </w:rPr>
-          <w:rPr>
-            <w:color w:val="0000EE"/>
-            <w:u w:val="single"/>
-          </w:rPr>
-          <w:t>詩103</w:t>
-        </w:r>
-      </w:hyperlink>
+      <w:r>
+        <w:rPr>
+          <w:lang w:val="zh_TW" w:bidi="zh_TW"/>
+        </w:rPr>
+        <w:t>詩103</w:t>
+      </w:r>
       <w:r>
         <w:rPr>
           <w:lang w:val="zh_TW" w:bidi="zh_TW"/>
         </w:rPr>
         <w:t>），或是最近顯出的憐憫（</w:t>
       </w:r>
-      <w:hyperlink r:id="rId24">
-        <w:r>
-          <w:rPr>
-            <w:lang w:val="zh_TW" w:bidi="zh_TW"/>
-          </w:rPr>
-          <w:rPr>
-            <w:color w:val="0000EE"/>
-            <w:u w:val="single"/>
-          </w:rPr>
-          <w:t>詩124</w:t>
-        </w:r>
-      </w:hyperlink>
+      <w:r>
+        <w:rPr>
+          <w:lang w:val="zh_TW" w:bidi="zh_TW"/>
+        </w:rPr>
+        <w:t>詩124</w:t>
+      </w:r>
       <w:r>
         <w:rPr>
           <w:lang w:val="zh_TW" w:bidi="zh_TW"/>
         </w:rPr>
         <w:t>，</w:t>
       </w:r>
-      <w:hyperlink r:id="rId25">
-        <w:r>
-          <w:rPr>
-            <w:lang w:val="zh_TW" w:bidi="zh_TW"/>
-          </w:rPr>
-          <w:rPr>
-            <w:color w:val="0000EE"/>
-            <w:u w:val="single"/>
-          </w:rPr>
-          <w:t>129</w:t>
-        </w:r>
-      </w:hyperlink>
+      <w:r>
+        <w:rPr>
+          <w:lang w:val="zh_TW" w:bidi="zh_TW"/>
+        </w:rPr>
+        <w:t>129</w:t>
+      </w:r>
       <w:r>
         <w:rPr>
           <w:lang w:val="zh_TW" w:bidi="zh_TW"/>
@@ -595,90 +493,60 @@
         </w:rPr>
         <w:t>在</w:t>
       </w:r>
-      <w:hyperlink r:id="rId22">
-        <w:r>
-          <w:rPr>
-            <w:lang w:val="zh_TW" w:bidi="zh_TW"/>
-          </w:rPr>
-          <w:rPr>
-            <w:color w:val="0000EE"/>
-            <w:u w:val="single"/>
-          </w:rPr>
-          <w:t>詩篇一○三篇</w:t>
-        </w:r>
-      </w:hyperlink>
+      <w:r>
+        <w:rPr>
+          <w:lang w:val="zh_TW" w:bidi="zh_TW"/>
+        </w:rPr>
+        <w:t>詩篇一○三篇</w:t>
+      </w:r>
       <w:r>
         <w:rPr>
           <w:lang w:val="zh_TW" w:bidi="zh_TW"/>
         </w:rPr>
         <w:t>中，詩人讚美神對個人與整個群體所施的憐憫（</w:t>
       </w:r>
-      <w:hyperlink r:id="rId27">
-        <w:r>
-          <w:rPr>
-            <w:lang w:val="zh_TW" w:bidi="zh_TW"/>
-          </w:rPr>
-          <w:rPr>
-            <w:color w:val="0000EE"/>
-            <w:u w:val="single"/>
-          </w:rPr>
-          <w:t>1–5</w:t>
-        </w:r>
-      </w:hyperlink>
+      <w:r>
+        <w:rPr>
+          <w:lang w:val="zh_TW" w:bidi="zh_TW"/>
+        </w:rPr>
+        <w:t>1–5</w:t>
+      </w:r>
       <w:r>
         <w:rPr>
           <w:lang w:val="zh_TW" w:bidi="zh_TW"/>
         </w:rPr>
         <w:t>、</w:t>
       </w:r>
-      <w:hyperlink r:id="rId28">
-        <w:r>
-          <w:rPr>
-            <w:lang w:val="zh_TW" w:bidi="zh_TW"/>
-          </w:rPr>
-          <w:rPr>
-            <w:color w:val="0000EE"/>
-            <w:u w:val="single"/>
-          </w:rPr>
-          <w:t>6–14</w:t>
-        </w:r>
-      </w:hyperlink>
+      <w:r>
+        <w:rPr>
+          <w:lang w:val="zh_TW" w:bidi="zh_TW"/>
+        </w:rPr>
+        <w:t>6–14</w:t>
+      </w:r>
       <w:r>
         <w:rPr>
           <w:lang w:val="zh_TW" w:bidi="zh_TW"/>
         </w:rPr>
         <w:t>節）。人類的脆弱與神的信實形成對比（</w:t>
       </w:r>
-      <w:hyperlink r:id="rId29">
-        <w:r>
-          <w:rPr>
-            <w:lang w:val="zh_TW" w:bidi="zh_TW"/>
-          </w:rPr>
-          <w:rPr>
-            <w:color w:val="0000EE"/>
-            <w:u w:val="single"/>
-          </w:rPr>
-          <w:t>15–18</w:t>
-        </w:r>
-      </w:hyperlink>
+      <w:r>
+        <w:rPr>
+          <w:lang w:val="zh_TW" w:bidi="zh_TW"/>
+        </w:rPr>
+        <w:t>15–18</w:t>
+      </w:r>
       <w:r>
         <w:rPr>
           <w:lang w:val="zh_TW" w:bidi="zh_TW"/>
         </w:rPr>
         <w:t>節），神普世且絕對的統治配得萬有讚美（</w:t>
       </w:r>
-      <w:hyperlink r:id="rId30">
-        <w:r>
-          <w:rPr>
-            <w:lang w:val="zh_TW" w:bidi="zh_TW"/>
-          </w:rPr>
-          <w:rPr>
-            <w:color w:val="0000EE"/>
-            <w:u w:val="single"/>
-          </w:rPr>
-          <w:t>19–22</w:t>
-        </w:r>
-      </w:hyperlink>
+      <w:r>
+        <w:rPr>
+          <w:lang w:val="zh_TW" w:bidi="zh_TW"/>
+        </w:rPr>
+        <w:t>19–22</w:t>
+      </w:r>
       <w:r>
         <w:rPr>
           <w:lang w:val="zh_TW" w:bidi="zh_TW"/>
@@ -708,252 +576,168 @@
           <w:lang w:val="zh_TW" w:bidi="zh_TW"/>
         </w:rPr>
       </w:r>
-      <w:hyperlink r:id="rId13">
-        <w:r>
-          <w:rPr>
-            <w:lang w:val="zh_TW" w:bidi="zh_TW"/>
-          </w:rPr>
-          <w:rPr>
-            <w:color w:val="0000EE"/>
-            <w:u w:val="single"/>
-          </w:rPr>
-          <w:t>詩9</w:t>
-        </w:r>
-      </w:hyperlink>
+      <w:r>
+        <w:rPr>
+          <w:lang w:val="zh_TW" w:bidi="zh_TW"/>
+        </w:rPr>
+        <w:t>詩9</w:t>
+      </w:r>
       <w:r>
         <w:rPr>
           <w:lang w:val="zh_TW" w:bidi="zh_TW"/>
         </w:rPr>
         <w:t>，</w:t>
       </w:r>
-      <w:hyperlink r:id="rId14">
-        <w:r>
-          <w:rPr>
-            <w:lang w:val="zh_TW" w:bidi="zh_TW"/>
-          </w:rPr>
-          <w:rPr>
-            <w:color w:val="0000EE"/>
-            <w:u w:val="single"/>
-          </w:rPr>
-          <w:t>18</w:t>
-        </w:r>
-      </w:hyperlink>
+      <w:r>
+        <w:rPr>
+          <w:lang w:val="zh_TW" w:bidi="zh_TW"/>
+        </w:rPr>
+        <w:t>18</w:t>
+      </w:r>
       <w:r>
         <w:rPr>
           <w:lang w:val="zh_TW" w:bidi="zh_TW"/>
         </w:rPr>
         <w:t>，</w:t>
       </w:r>
-      <w:hyperlink r:id="rId15">
-        <w:r>
-          <w:rPr>
-            <w:lang w:val="zh_TW" w:bidi="zh_TW"/>
-          </w:rPr>
-          <w:rPr>
-            <w:color w:val="0000EE"/>
-            <w:u w:val="single"/>
-          </w:rPr>
-          <w:t>32</w:t>
-        </w:r>
-      </w:hyperlink>
+      <w:r>
+        <w:rPr>
+          <w:lang w:val="zh_TW" w:bidi="zh_TW"/>
+        </w:rPr>
+        <w:t>32</w:t>
+      </w:r>
       <w:r>
         <w:rPr>
           <w:lang w:val="zh_TW" w:bidi="zh_TW"/>
         </w:rPr>
         <w:t>，</w:t>
       </w:r>
-      <w:hyperlink r:id="rId16">
-        <w:r>
-          <w:rPr>
-            <w:lang w:val="zh_TW" w:bidi="zh_TW"/>
-          </w:rPr>
-          <w:rPr>
-            <w:color w:val="0000EE"/>
-            <w:u w:val="single"/>
-          </w:rPr>
-          <w:t>34</w:t>
-        </w:r>
-      </w:hyperlink>
+      <w:r>
+        <w:rPr>
+          <w:lang w:val="zh_TW" w:bidi="zh_TW"/>
+        </w:rPr>
+        <w:t>34</w:t>
+      </w:r>
       <w:r>
         <w:rPr>
           <w:lang w:val="zh_TW" w:bidi="zh_TW"/>
         </w:rPr>
         <w:t>，</w:t>
       </w:r>
-      <w:hyperlink r:id="rId31">
-        <w:r>
-          <w:rPr>
-            <w:lang w:val="zh_TW" w:bidi="zh_TW"/>
-          </w:rPr>
-          <w:rPr>
-            <w:color w:val="0000EE"/>
-            <w:u w:val="single"/>
-          </w:rPr>
-          <w:t>46–48</w:t>
-        </w:r>
-      </w:hyperlink>
+      <w:r>
+        <w:rPr>
+          <w:lang w:val="zh_TW" w:bidi="zh_TW"/>
+        </w:rPr>
+        <w:t>46–48</w:t>
+      </w:r>
       <w:r>
         <w:rPr>
           <w:lang w:val="zh_TW" w:bidi="zh_TW"/>
         </w:rPr>
         <w:t>，</w:t>
       </w:r>
-      <w:hyperlink r:id="rId32">
-        <w:r>
-          <w:rPr>
-            <w:lang w:val="zh_TW" w:bidi="zh_TW"/>
-          </w:rPr>
-          <w:rPr>
-            <w:color w:val="0000EE"/>
-            <w:u w:val="single"/>
-          </w:rPr>
-          <w:t>93</w:t>
-        </w:r>
-      </w:hyperlink>
+      <w:r>
+        <w:rPr>
+          <w:lang w:val="zh_TW" w:bidi="zh_TW"/>
+        </w:rPr>
+        <w:t>93</w:t>
+      </w:r>
       <w:r>
         <w:rPr>
           <w:lang w:val="zh_TW" w:bidi="zh_TW"/>
         </w:rPr>
         <w:t>，</w:t>
       </w:r>
-      <w:hyperlink r:id="rId33">
-        <w:r>
-          <w:rPr>
-            <w:lang w:val="zh_TW" w:bidi="zh_TW"/>
-          </w:rPr>
-          <w:rPr>
-            <w:color w:val="0000EE"/>
-            <w:u w:val="single"/>
-          </w:rPr>
-          <w:t>96–99</w:t>
-        </w:r>
-      </w:hyperlink>
+      <w:r>
+        <w:rPr>
+          <w:lang w:val="zh_TW" w:bidi="zh_TW"/>
+        </w:rPr>
+        <w:t>96–99</w:t>
+      </w:r>
       <w:r>
         <w:rPr>
           <w:lang w:val="zh_TW" w:bidi="zh_TW"/>
         </w:rPr>
         <w:t>，</w:t>
       </w:r>
-      <w:hyperlink r:id="rId22">
-        <w:r>
-          <w:rPr>
-            <w:lang w:val="zh_TW" w:bidi="zh_TW"/>
-          </w:rPr>
-          <w:rPr>
-            <w:color w:val="0000EE"/>
-            <w:u w:val="single"/>
-          </w:rPr>
-          <w:t>103</w:t>
-        </w:r>
-      </w:hyperlink>
+      <w:r>
+        <w:rPr>
+          <w:lang w:val="zh_TW" w:bidi="zh_TW"/>
+        </w:rPr>
+        <w:t>103</w:t>
+      </w:r>
       <w:r>
         <w:rPr>
           <w:lang w:val="zh_TW" w:bidi="zh_TW"/>
         </w:rPr>
         <w:t>，</w:t>
       </w:r>
-      <w:hyperlink r:id="rId23">
-        <w:r>
-          <w:rPr>
-            <w:lang w:val="zh_TW" w:bidi="zh_TW"/>
-          </w:rPr>
-          <w:rPr>
-            <w:color w:val="0000EE"/>
-            <w:u w:val="single"/>
-          </w:rPr>
-          <w:t>113</w:t>
-        </w:r>
-      </w:hyperlink>
+      <w:r>
+        <w:rPr>
+          <w:lang w:val="zh_TW" w:bidi="zh_TW"/>
+        </w:rPr>
+        <w:t>113</w:t>
+      </w:r>
       <w:r>
         <w:rPr>
           <w:lang w:val="zh_TW" w:bidi="zh_TW"/>
         </w:rPr>
         <w:t>，</w:t>
       </w:r>
-      <w:hyperlink r:id="rId17">
-        <w:r>
-          <w:rPr>
-            <w:lang w:val="zh_TW" w:bidi="zh_TW"/>
-          </w:rPr>
-          <w:rPr>
-            <w:color w:val="0000EE"/>
-            <w:u w:val="single"/>
-          </w:rPr>
-          <w:t>116</w:t>
-        </w:r>
-      </w:hyperlink>
+      <w:r>
+        <w:rPr>
+          <w:lang w:val="zh_TW" w:bidi="zh_TW"/>
+        </w:rPr>
+        <w:t>116</w:t>
+      </w:r>
       <w:r>
         <w:rPr>
           <w:lang w:val="zh_TW" w:bidi="zh_TW"/>
         </w:rPr>
         <w:t>，</w:t>
       </w:r>
-      <w:hyperlink r:id="rId24">
-        <w:r>
-          <w:rPr>
-            <w:lang w:val="zh_TW" w:bidi="zh_TW"/>
-          </w:rPr>
-          <w:rPr>
-            <w:color w:val="0000EE"/>
-            <w:u w:val="single"/>
-          </w:rPr>
-          <w:t>124</w:t>
-        </w:r>
-      </w:hyperlink>
+      <w:r>
+        <w:rPr>
+          <w:lang w:val="zh_TW" w:bidi="zh_TW"/>
+        </w:rPr>
+        <w:t>124</w:t>
+      </w:r>
       <w:r>
         <w:rPr>
           <w:lang w:val="zh_TW" w:bidi="zh_TW"/>
         </w:rPr>
         <w:t>，</w:t>
       </w:r>
-      <w:hyperlink r:id="rId25">
-        <w:r>
-          <w:rPr>
-            <w:lang w:val="zh_TW" w:bidi="zh_TW"/>
-          </w:rPr>
-          <w:rPr>
-            <w:color w:val="0000EE"/>
-            <w:u w:val="single"/>
-          </w:rPr>
-          <w:t>129</w:t>
-        </w:r>
-      </w:hyperlink>
+      <w:r>
+        <w:rPr>
+          <w:lang w:val="zh_TW" w:bidi="zh_TW"/>
+        </w:rPr>
+        <w:t>129</w:t>
+      </w:r>
       <w:r>
         <w:rPr>
           <w:lang w:val="zh_TW" w:bidi="zh_TW"/>
         </w:rPr>
         <w:t>，</w:t>
       </w:r>
-      <w:hyperlink r:id="rId26">
-        <w:r>
-          <w:rPr>
-            <w:lang w:val="zh_TW" w:bidi="zh_TW"/>
-          </w:rPr>
-          <w:rPr>
-            <w:color w:val="0000EE"/>
-            <w:u w:val="single"/>
-          </w:rPr>
-          <w:t>136</w:t>
-        </w:r>
-      </w:hyperlink>
+      <w:r>
+        <w:rPr>
+          <w:lang w:val="zh_TW" w:bidi="zh_TW"/>
+        </w:rPr>
+        <w:t>136</w:t>
+      </w:r>
       <w:r>
         <w:rPr>
           <w:lang w:val="zh_TW" w:bidi="zh_TW"/>
         </w:rPr>
         <w:t>，</w:t>
       </w:r>
-      <w:hyperlink r:id="rId18">
-        <w:r>
-          <w:rPr>
-            <w:lang w:val="zh_TW" w:bidi="zh_TW"/>
-          </w:rPr>
-          <w:rPr>
-            <w:color w:val="0000EE"/>
-            <w:u w:val="single"/>
-          </w:rPr>
-          <w:t>138</w:t>
-        </w:r>
-      </w:hyperlink>
+      <w:r>
+        <w:rPr>
+          <w:lang w:val="zh_TW" w:bidi="zh_TW"/>
+        </w:rPr>
+        <w:t>138</w:t>
+      </w:r>
       <w:r>
         <w:rPr>
           <w:lang w:val="zh_TW" w:bidi="zh_TW"/>
